--- a/skills/write-career-documents/assets/generic-cv-template-early-career.docx
+++ b/skills/write-career-documents/assets/generic-cv-template-early-career.docx
@@ -14,7 +14,7 @@
           <w:bCs/>
           <w:sz w:val="48"/>
           <w:szCs w:val="48"/>
-          <w:lang w:val="de-DE"/>
+          <w:lang w:val="en-GB"/>
         </w:rPr>
       </w:pPr>
       <w:r>
@@ -23,9 +23,9 @@
           <w:b/>
           <w:i w:val="0"/>
           <w:sz w:val="48"/>
-          <w:lang w:val="de-DE"/>
-        </w:rPr>
-        <w:t>Jonas Becker</w:t>
+          <w:lang w:val="en-GB"/>
+        </w:rPr>
+        <w:t xml:space="preserve">Jonas Becker</w:t>
       </w:r>
     </w:p>
     <w:p>
@@ -38,7 +38,7 @@
         <w:rPr>
           <w:sz w:val="12"/>
           <w:szCs w:val="12"/>
-          <w:lang w:val="de-DE"/>
+          <w:lang w:val="en-GB"/>
         </w:rPr>
       </w:pPr>
     </w:p>
@@ -52,7 +52,7 @@
         <w:rPr>
           <w:sz w:val="22"/>
           <w:szCs w:val="22"/>
-          <w:lang w:val="de-DE"/>
+          <w:lang w:val="en-GB"/>
         </w:rPr>
       </w:pPr>
       <w:r>
@@ -61,29 +61,9 @@
           <w:b w:val="0"/>
           <w:i w:val="0"/>
           <w:sz w:val="22"/>
-          <w:lang w:val="de-DE"/>
-        </w:rPr>
-        <w:t xml:space="preserve">+49 000 0000000 </w:t>
-      </w:r>
-      <w:r>
-        <w:rPr>
-          <w:rFonts w:ascii="Times New Roman" w:hAnsi="Times New Roman" w:eastAsia="Times New Roman"/>
-          <w:b w:val="0"/>
-          <w:i w:val="0"/>
-          <w:sz w:val="22"/>
-          <w:lang w:val="de-DE"/>
-        </w:rPr>
-        <w:t xml:space="preserve">| </w:t>
-      </w:r>
-      <w:r>
-        <w:rPr>
-          <w:rFonts w:ascii="Times New Roman" w:hAnsi="Times New Roman" w:eastAsia="Times New Roman"/>
-          <w:b w:val="0"/>
-          <w:i w:val="0"/>
-          <w:sz w:val="22"/>
-          <w:lang w:val="de-DE"/>
-        </w:rPr>
-        <w:t>jonas.becker@example.com</w:t>
+          <w:lang w:val="en-GB"/>
+        </w:rPr>
+        <w:t xml:space="preserve">+49 000 0000000 | jonas.becker@example.com</w:t>
       </w:r>
     </w:p>
     <w:bookmarkEnd w:id="0"/>
@@ -108,9 +88,9 @@
           <w:b/>
           <w:i w:val="0"/>
           <w:sz w:val="22"/>
-          <w:lang w:val="de-DE"/>
-        </w:rPr>
-        <w:t>AUSBILDUNG</w:t>
+          <w:lang w:val="en-GB"/>
+        </w:rPr>
+        <w:t xml:space="preserve">EDUCATION</w:t>
       </w:r>
     </w:p>
     <w:p>
@@ -127,36 +107,17 @@
           <w:szCs w:val="20"/>
         </w:rPr>
       </w:pPr>
-      <w:bookmarkStart w:id="0" w:name="_Hlk178066170"/>
       <w:r>
         <w:rPr>
           <w:rFonts w:ascii="Times New Roman" w:hAnsi="Times New Roman" w:eastAsia="Times New Roman"/>
           <w:b/>
           <w:i w:val="0"/>
           <w:sz w:val="21"/>
-          <w:lang w:val="de-DE"/>
-        </w:rPr>
-        <w:t>Universität zu Köln</w:t>
-      </w:r>
-      <w:r>
-        <w:rPr>
-          <w:rFonts w:ascii="Times New Roman" w:hAnsi="Times New Roman" w:eastAsia="Times New Roman"/>
-          <w:b w:val="0"/>
-          <w:i w:val="0"/>
-          <w:sz w:val="21"/>
-          <w:lang w:val="de-DE"/>
-        </w:rPr>
+          <w:lang w:val="en-GB"/>
+        </w:rPr>
+        <w:t xml:space="preserve">University of Cologne</w:t>
         <w:tab/>
-      </w:r>
-      <w:r>
-        <w:rPr>
-          <w:rFonts w:ascii="Times New Roman" w:hAnsi="Times New Roman" w:eastAsia="Times New Roman"/>
-          <w:b/>
-          <w:i w:val="0"/>
-          <w:sz w:val="21"/>
-          <w:lang w:val="de-DE"/>
-        </w:rPr>
-        <w:t>Köln, Deutschland</w:t>
+        <w:t xml:space="preserve">Cologne, Germany</w:t>
       </w:r>
     </w:p>
     <w:p>
@@ -172,7 +133,7 @@
           <w:i/>
           <w:sz w:val="20"/>
           <w:szCs w:val="20"/>
-          <w:lang w:val="de-DE"/>
+          <w:lang w:val="en-GB"/>
         </w:rPr>
       </w:pPr>
       <w:r>
@@ -181,29 +142,11 @@
           <w:b w:val="0"/>
           <w:i/>
           <w:sz w:val="21"/>
-          <w:lang w:val="de-DE"/>
-        </w:rPr>
-        <w:t>Bachelor of Science in Betriebswirtschaftslehre</w:t>
-      </w:r>
-      <w:r>
-        <w:rPr>
-          <w:rFonts w:ascii="Times New Roman" w:hAnsi="Times New Roman" w:eastAsia="Times New Roman"/>
-          <w:b w:val="0"/>
-          <w:i/>
-          <w:sz w:val="21"/>
-          <w:lang w:val="de-DE"/>
-        </w:rPr>
+          <w:lang w:val="en-GB"/>
+        </w:rPr>
+        <w:t xml:space="preserve">Bachelor of Science in Business Administration</w:t>
         <w:tab/>
-      </w:r>
-      <w:r>
-        <w:rPr>
-          <w:rFonts w:ascii="Times New Roman" w:hAnsi="Times New Roman" w:eastAsia="Times New Roman"/>
-          <w:b w:val="0"/>
-          <w:i w:val="0"/>
-          <w:sz w:val="21"/>
-          <w:lang w:val="de-DE"/>
-        </w:rPr>
-        <w:t>10/2023 – 09/2027 (voraussichtlich)</w:t>
+        <w:t xml:space="preserve">10/2023 – 09/2027 (expected)</w:t>
       </w:r>
     </w:p>
     <w:p>
@@ -231,9 +174,9 @@
           <w:b w:val="0"/>
           <w:i w:val="0"/>
           <w:sz w:val="21"/>
-          <w:lang w:val="de-DE"/>
-        </w:rPr>
-        <w:t>Notendurchschnitt: 1,8; Schwerpunkte: Finance, Strategy und Business Analytics.</w:t>
+          <w:lang w:val="en-GB"/>
+        </w:rPr>
+        <w:t xml:space="preserve">Current grade: 1.8 (German scale); focus on Finance, Strategy and Business Analytics.</w:t>
       </w:r>
     </w:p>
     <w:p>
@@ -261,9 +204,9 @@
           <w:b w:val="0"/>
           <w:i w:val="0"/>
           <w:sz w:val="21"/>
-          <w:lang w:val="de-DE"/>
-        </w:rPr>
-        <w:t>Entwickelte im Team einen Business Case für den Markteintritt eines digitalen Abonnementmodells.</w:t>
+          <w:lang w:val="en-GB"/>
+        </w:rPr>
+        <w:t xml:space="preserve">Developed a market-entry business case for a digital subscription model as part of a team.</w:t>
       </w:r>
     </w:p>
     <w:p>
@@ -280,36 +223,17 @@
           <w:szCs w:val="20"/>
         </w:rPr>
       </w:pPr>
-      <w:bookmarkStart w:id="0" w:name="_Hlk178066170"/>
       <w:r>
         <w:rPr>
           <w:rFonts w:ascii="Times New Roman" w:hAnsi="Times New Roman" w:eastAsia="Times New Roman"/>
           <w:b/>
           <w:i w:val="0"/>
           <w:sz w:val="21"/>
-          <w:lang w:val="de-DE"/>
-        </w:rPr>
-        <w:t>Gymnasium am Stadtpark</w:t>
-      </w:r>
-      <w:r>
-        <w:rPr>
-          <w:rFonts w:ascii="Times New Roman" w:hAnsi="Times New Roman" w:eastAsia="Times New Roman"/>
-          <w:b w:val="0"/>
-          <w:i w:val="0"/>
-          <w:sz w:val="21"/>
-          <w:lang w:val="de-DE"/>
-        </w:rPr>
+          <w:lang w:val="en-GB"/>
+        </w:rPr>
+        <w:t xml:space="preserve">Gymnasium am Stadtpark</w:t>
         <w:tab/>
-      </w:r>
-      <w:r>
-        <w:rPr>
-          <w:rFonts w:ascii="Times New Roman" w:hAnsi="Times New Roman" w:eastAsia="Times New Roman"/>
-          <w:b/>
-          <w:i w:val="0"/>
-          <w:sz w:val="21"/>
-          <w:lang w:val="de-DE"/>
-        </w:rPr>
-        <w:t>Bonn, Deutschland</w:t>
+        <w:t xml:space="preserve">Bonn, Germany</w:t>
       </w:r>
     </w:p>
     <w:p>
@@ -325,7 +249,7 @@
           <w:i/>
           <w:sz w:val="20"/>
           <w:szCs w:val="20"/>
-          <w:lang w:val="de-DE"/>
+          <w:lang w:val="en-GB"/>
         </w:rPr>
       </w:pPr>
       <w:r>
@@ -334,29 +258,11 @@
           <w:b w:val="0"/>
           <w:i/>
           <w:sz w:val="21"/>
-          <w:lang w:val="de-DE"/>
-        </w:rPr>
-        <w:t>Allgemeine Hochschulreife</w:t>
-      </w:r>
-      <w:r>
-        <w:rPr>
-          <w:rFonts w:ascii="Times New Roman" w:hAnsi="Times New Roman" w:eastAsia="Times New Roman"/>
-          <w:b w:val="0"/>
-          <w:i/>
-          <w:sz w:val="21"/>
-          <w:lang w:val="de-DE"/>
-        </w:rPr>
+          <w:lang w:val="en-GB"/>
+        </w:rPr>
+        <w:t xml:space="preserve">Abitur (university entrance qualification)</w:t>
         <w:tab/>
-      </w:r>
-      <w:r>
-        <w:rPr>
-          <w:rFonts w:ascii="Times New Roman" w:hAnsi="Times New Roman" w:eastAsia="Times New Roman"/>
-          <w:b w:val="0"/>
-          <w:i w:val="0"/>
-          <w:sz w:val="21"/>
-          <w:lang w:val="de-DE"/>
-        </w:rPr>
-        <w:t>08/2015 – 06/2023</w:t>
+        <w:t xml:space="preserve">08/2015 – 06/2023</w:t>
       </w:r>
     </w:p>
     <w:p>
@@ -384,9 +290,9 @@
           <w:b w:val="0"/>
           <w:i w:val="0"/>
           <w:sz w:val="21"/>
-          <w:lang w:val="de-DE"/>
-        </w:rPr>
-        <w:t>Abschlussnote: 1,6; Leistungskurse: Mathematik und Sozialwissenschaften.</w:t>
+          <w:lang w:val="en-GB"/>
+        </w:rPr>
+        <w:t xml:space="preserve">Final grade: 1.6 (German scale); advanced courses in Mathematics and Social Sciences.</w:t>
       </w:r>
     </w:p>
     <w:p>
@@ -410,9 +316,9 @@
           <w:b/>
           <w:i w:val="0"/>
           <w:sz w:val="22"/>
-          <w:lang w:val="de-DE"/>
-        </w:rPr>
-        <w:t>BERUFSERFAHRUNG</w:t>
+          <w:lang w:val="en-GB"/>
+        </w:rPr>
+        <w:t xml:space="preserve">PROFESSIONAL EXPERIENCE</w:t>
       </w:r>
     </w:p>
     <w:p>
@@ -429,36 +335,17 @@
           <w:szCs w:val="20"/>
         </w:rPr>
       </w:pPr>
-      <w:bookmarkStart w:id="0" w:name="_Hlk178066170"/>
       <w:r>
         <w:rPr>
           <w:rFonts w:ascii="Times New Roman" w:hAnsi="Times New Roman" w:eastAsia="Times New Roman"/>
           <w:b/>
           <w:i w:val="0"/>
           <w:sz w:val="21"/>
-          <w:lang w:val="de-DE"/>
-        </w:rPr>
-        <w:t>Rheinwerk Konsumgüter GmbH</w:t>
-      </w:r>
-      <w:r>
-        <w:rPr>
-          <w:rFonts w:ascii="Times New Roman" w:hAnsi="Times New Roman" w:eastAsia="Times New Roman"/>
-          <w:b w:val="0"/>
-          <w:i w:val="0"/>
-          <w:sz w:val="21"/>
-          <w:lang w:val="de-DE"/>
-        </w:rPr>
+          <w:lang w:val="en-GB"/>
+        </w:rPr>
+        <w:t xml:space="preserve">Rheinwerk Konsumgüter GmbH</w:t>
         <w:tab/>
-      </w:r>
-      <w:r>
-        <w:rPr>
-          <w:rFonts w:ascii="Times New Roman" w:hAnsi="Times New Roman" w:eastAsia="Times New Roman"/>
-          <w:b/>
-          <w:i w:val="0"/>
-          <w:sz w:val="21"/>
-          <w:lang w:val="de-DE"/>
-        </w:rPr>
-        <w:t>Köln, Deutschland</w:t>
+        <w:t xml:space="preserve">Cologne, Germany</w:t>
       </w:r>
     </w:p>
     <w:p>
@@ -474,7 +361,7 @@
           <w:i/>
           <w:sz w:val="20"/>
           <w:szCs w:val="20"/>
-          <w:lang w:val="de-DE"/>
+          <w:lang w:val="en-GB"/>
         </w:rPr>
       </w:pPr>
       <w:r>
@@ -483,29 +370,11 @@
           <w:b w:val="0"/>
           <w:i/>
           <w:sz w:val="21"/>
-          <w:lang w:val="de-DE"/>
-        </w:rPr>
-        <w:t>Praktikant Corporate Development</w:t>
-      </w:r>
-      <w:r>
-        <w:rPr>
-          <w:rFonts w:ascii="Times New Roman" w:hAnsi="Times New Roman" w:eastAsia="Times New Roman"/>
-          <w:b w:val="0"/>
-          <w:i/>
-          <w:sz w:val="21"/>
-          <w:lang w:val="de-DE"/>
-        </w:rPr>
+          <w:lang w:val="en-GB"/>
+        </w:rPr>
+        <w:t xml:space="preserve">Corporate Development Intern</w:t>
         <w:tab/>
-      </w:r>
-      <w:r>
-        <w:rPr>
-          <w:rFonts w:ascii="Times New Roman" w:hAnsi="Times New Roman" w:eastAsia="Times New Roman"/>
-          <w:b w:val="0"/>
-          <w:i w:val="0"/>
-          <w:sz w:val="21"/>
-          <w:lang w:val="de-DE"/>
-        </w:rPr>
-        <w:t>06/2025 – 08/2025</w:t>
+        <w:t xml:space="preserve">06/2025 – 08/2025</w:t>
       </w:r>
     </w:p>
     <w:p>
@@ -533,9 +402,9 @@
           <w:b w:val="0"/>
           <w:i w:val="0"/>
           <w:sz w:val="21"/>
-          <w:lang w:val="de-DE"/>
-        </w:rPr>
-        <w:t>Analysierte Umsatz- und Margenentwicklung in vier europäischen Märkten und bereitete die Ergebnisse für das monatliche Management-Review auf.</w:t>
+          <w:lang w:val="en-GB"/>
+        </w:rPr>
+        <w:t xml:space="preserve">Analysed revenue and margin trends across four European markets for the monthly management review.</w:t>
       </w:r>
     </w:p>
     <w:p>
@@ -563,9 +432,9 @@
           <w:b w:val="0"/>
           <w:i w:val="0"/>
           <w:sz w:val="21"/>
-          <w:lang w:val="de-DE"/>
-        </w:rPr>
-        <w:t>Erstellte ein Excel-Dashboard, das den wöchentlichen Reporting-Aufwand des Teams um rund 30 Prozent reduzierte.</w:t>
+          <w:lang w:val="en-GB"/>
+        </w:rPr>
+        <w:t xml:space="preserve">Built an Excel dashboard that reduced the team's weekly reporting workload by approximately 30 percent.</w:t>
       </w:r>
     </w:p>
     <w:p>
@@ -593,9 +462,9 @@
           <w:b w:val="0"/>
           <w:i w:val="0"/>
           <w:sz w:val="21"/>
-          <w:lang w:val="de-DE"/>
-        </w:rPr>
-        <w:t>Strukturierte eine Wettbewerbsanalyse für eine neue Produktkategorie und leitete drei priorisierte Handlungsfelder ab.</w:t>
+          <w:lang w:val="en-GB"/>
+        </w:rPr>
+        <w:t xml:space="preserve">Structured competitor analysis for a new product category and identified three priority areas for action.</w:t>
       </w:r>
     </w:p>
     <w:p>
@@ -612,36 +481,17 @@
           <w:szCs w:val="20"/>
         </w:rPr>
       </w:pPr>
-      <w:bookmarkStart w:id="0" w:name="_Hlk178066170"/>
       <w:r>
         <w:rPr>
           <w:rFonts w:ascii="Times New Roman" w:hAnsi="Times New Roman" w:eastAsia="Times New Roman"/>
           <w:b/>
           <w:i w:val="0"/>
           <w:sz w:val="21"/>
-          <w:lang w:val="de-DE"/>
-        </w:rPr>
-        <w:t>Nexora Software GmbH</w:t>
-      </w:r>
-      <w:r>
-        <w:rPr>
-          <w:rFonts w:ascii="Times New Roman" w:hAnsi="Times New Roman" w:eastAsia="Times New Roman"/>
-          <w:b w:val="0"/>
-          <w:i w:val="0"/>
-          <w:sz w:val="21"/>
-          <w:lang w:val="de-DE"/>
-        </w:rPr>
+          <w:lang w:val="en-GB"/>
+        </w:rPr>
+        <w:t xml:space="preserve">Nexora Software GmbH</w:t>
         <w:tab/>
-      </w:r>
-      <w:r>
-        <w:rPr>
-          <w:rFonts w:ascii="Times New Roman" w:hAnsi="Times New Roman" w:eastAsia="Times New Roman"/>
-          <w:b/>
-          <w:i w:val="0"/>
-          <w:sz w:val="21"/>
-          <w:lang w:val="de-DE"/>
-        </w:rPr>
-        <w:t>Bonn, Deutschland</w:t>
+        <w:t xml:space="preserve">Bonn, Germany</w:t>
       </w:r>
     </w:p>
     <w:p>
@@ -657,7 +507,7 @@
           <w:i/>
           <w:sz w:val="20"/>
           <w:szCs w:val="20"/>
-          <w:lang w:val="de-DE"/>
+          <w:lang w:val="en-GB"/>
         </w:rPr>
       </w:pPr>
       <w:r>
@@ -666,29 +516,11 @@
           <w:b w:val="0"/>
           <w:i/>
           <w:sz w:val="21"/>
-          <w:lang w:val="de-DE"/>
-        </w:rPr>
-        <w:t>Praktikant Business Development</w:t>
-      </w:r>
-      <w:r>
-        <w:rPr>
-          <w:rFonts w:ascii="Times New Roman" w:hAnsi="Times New Roman" w:eastAsia="Times New Roman"/>
-          <w:b w:val="0"/>
-          <w:i/>
-          <w:sz w:val="21"/>
-          <w:lang w:val="de-DE"/>
-        </w:rPr>
+          <w:lang w:val="en-GB"/>
+        </w:rPr>
+        <w:t xml:space="preserve">Business Development Intern</w:t>
         <w:tab/>
-      </w:r>
-      <w:r>
-        <w:rPr>
-          <w:rFonts w:ascii="Times New Roman" w:hAnsi="Times New Roman" w:eastAsia="Times New Roman"/>
-          <w:b w:val="0"/>
-          <w:i w:val="0"/>
-          <w:sz w:val="21"/>
-          <w:lang w:val="de-DE"/>
-        </w:rPr>
-        <w:t>02/2024 – 04/2024</w:t>
+        <w:t xml:space="preserve">02/2024 – 04/2024</w:t>
       </w:r>
     </w:p>
     <w:p>
@@ -716,9 +548,9 @@
           <w:b w:val="0"/>
           <w:i w:val="0"/>
           <w:sz w:val="21"/>
-          <w:lang w:val="de-DE"/>
-        </w:rPr>
-        <w:t>Qualifizierte 120 potenzielle B2B-Kunden und entwickelte eine Segmentierung nach Branche, Unternehmensgröße und Kaufwahrscheinlichkeit.</w:t>
+          <w:lang w:val="en-GB"/>
+        </w:rPr>
+        <w:t xml:space="preserve">Qualified 120 B2B prospects and segmented them by industry, company size and purchase likelihood.</w:t>
       </w:r>
     </w:p>
     <w:p>
@@ -746,9 +578,9 @@
           <w:b w:val="0"/>
           <w:i w:val="0"/>
           <w:sz w:val="21"/>
-          <w:lang w:val="de-DE"/>
-        </w:rPr>
-        <w:t>Führte zwölf strukturierte Kundengespräche und verdichtete wiederkehrende Anforderungen für Produkt und Vertrieb.</w:t>
+          <w:lang w:val="en-GB"/>
+        </w:rPr>
+        <w:t xml:space="preserve">Conducted twelve structured customer interviews and summarised recurring needs for product and sales.</w:t>
       </w:r>
     </w:p>
     <w:p>
@@ -776,9 +608,9 @@
           <w:b w:val="0"/>
           <w:i w:val="0"/>
           <w:sz w:val="21"/>
-          <w:lang w:val="de-DE"/>
-        </w:rPr>
-        <w:t>Erstellte ein wöchentliches Funnel-Reporting für die Gründer und dokumentierte Abweichungen zwischen Ziel- und Ist-Pipeline.</w:t>
+          <w:lang w:val="en-GB"/>
+        </w:rPr>
+        <w:t xml:space="preserve">Produced weekly funnel reports for the founders, documenting gaps between target and actual pipeline.</w:t>
       </w:r>
     </w:p>
     <w:p>
@@ -802,9 +634,9 @@
           <w:b/>
           <w:i w:val="0"/>
           <w:sz w:val="22"/>
-          <w:lang w:val="de-DE"/>
-        </w:rPr>
-        <w:t>ENGAGEMENT</w:t>
+          <w:lang w:val="en-GB"/>
+        </w:rPr>
+        <w:t xml:space="preserve">EXTRACURRICULAR ACTIVITIES</w:t>
       </w:r>
     </w:p>
     <w:p>
@@ -821,36 +653,17 @@
           <w:szCs w:val="20"/>
         </w:rPr>
       </w:pPr>
-      <w:bookmarkStart w:id="0" w:name="_Hlk178066170"/>
       <w:r>
         <w:rPr>
           <w:rFonts w:ascii="Times New Roman" w:hAnsi="Times New Roman" w:eastAsia="Times New Roman"/>
           <w:b/>
           <w:i w:val="0"/>
           <w:sz w:val="21"/>
-          <w:lang w:val="de-DE"/>
-        </w:rPr>
-        <w:t>Campus Consulting Köln e. V.</w:t>
-      </w:r>
-      <w:r>
-        <w:rPr>
-          <w:rFonts w:ascii="Times New Roman" w:hAnsi="Times New Roman" w:eastAsia="Times New Roman"/>
-          <w:b w:val="0"/>
-          <w:i w:val="0"/>
-          <w:sz w:val="21"/>
-          <w:lang w:val="de-DE"/>
-        </w:rPr>
+          <w:lang w:val="en-GB"/>
+        </w:rPr>
+        <w:t xml:space="preserve">Campus Consulting Köln e. V.</w:t>
         <w:tab/>
-      </w:r>
-      <w:r>
-        <w:rPr>
-          <w:rFonts w:ascii="Times New Roman" w:hAnsi="Times New Roman" w:eastAsia="Times New Roman"/>
-          <w:b/>
-          <w:i w:val="0"/>
-          <w:sz w:val="21"/>
-          <w:lang w:val="de-DE"/>
-        </w:rPr>
-        <w:t>Köln, Deutschland</w:t>
+        <w:t xml:space="preserve">Cologne, Germany</w:t>
       </w:r>
     </w:p>
     <w:p>
@@ -866,7 +679,7 @@
           <w:i/>
           <w:sz w:val="20"/>
           <w:szCs w:val="20"/>
-          <w:lang w:val="de-DE"/>
+          <w:lang w:val="en-GB"/>
         </w:rPr>
       </w:pPr>
       <w:r>
@@ -875,29 +688,11 @@
           <w:b w:val="0"/>
           <w:i/>
           <w:sz w:val="21"/>
-          <w:lang w:val="de-DE"/>
-        </w:rPr>
-        <w:t>Projektmitglied</w:t>
-      </w:r>
-      <w:r>
-        <w:rPr>
-          <w:rFonts w:ascii="Times New Roman" w:hAnsi="Times New Roman" w:eastAsia="Times New Roman"/>
-          <w:b w:val="0"/>
-          <w:i/>
-          <w:sz w:val="21"/>
-          <w:lang w:val="de-DE"/>
-        </w:rPr>
+          <w:lang w:val="en-GB"/>
+        </w:rPr>
+        <w:t xml:space="preserve">Project Member</w:t>
         <w:tab/>
-      </w:r>
-      <w:r>
-        <w:rPr>
-          <w:rFonts w:ascii="Times New Roman" w:hAnsi="Times New Roman" w:eastAsia="Times New Roman"/>
-          <w:b w:val="0"/>
-          <w:i w:val="0"/>
-          <w:sz w:val="21"/>
-          <w:lang w:val="de-DE"/>
-        </w:rPr>
-        <w:t>10/2024 – heute</w:t>
+        <w:t xml:space="preserve">10/2024 – Present</w:t>
       </w:r>
     </w:p>
     <w:p>
@@ -925,9 +720,9 @@
           <w:b w:val="0"/>
           <w:i w:val="0"/>
           <w:sz w:val="21"/>
-          <w:lang w:val="de-DE"/>
-        </w:rPr>
-        <w:t>Unterstützte die Marktanalyse für einen lokalen Bildungsanbieter durch Desk Research und acht Experteninterviews.</w:t>
+          <w:lang w:val="en-GB"/>
+        </w:rPr>
+        <w:t xml:space="preserve">Supported market analysis for a local education provider through desk research and eight expert interviews.</w:t>
       </w:r>
     </w:p>
     <w:p>
@@ -955,9 +750,9 @@
           <w:b w:val="0"/>
           <w:i w:val="0"/>
           <w:sz w:val="21"/>
-          <w:lang w:val="de-DE"/>
-        </w:rPr>
-        <w:t>Bereitete Kernergebnisse und Handlungsempfehlungen für die abschließende Kundenpräsentation auf.</w:t>
+          <w:lang w:val="en-GB"/>
+        </w:rPr>
+        <w:t xml:space="preserve">Prepared key findings and recommendations for the final client presentation.</w:t>
       </w:r>
     </w:p>
     <w:p>
@@ -974,36 +769,17 @@
           <w:szCs w:val="20"/>
         </w:rPr>
       </w:pPr>
-      <w:bookmarkStart w:id="0" w:name="_Hlk178066170"/>
       <w:r>
         <w:rPr>
           <w:rFonts w:ascii="Times New Roman" w:hAnsi="Times New Roman" w:eastAsia="Times New Roman"/>
           <w:b/>
           <w:i w:val="0"/>
           <w:sz w:val="21"/>
-          <w:lang w:val="de-DE"/>
-        </w:rPr>
-        <w:t>Social Impact Lab Köln</w:t>
-      </w:r>
-      <w:r>
-        <w:rPr>
-          <w:rFonts w:ascii="Times New Roman" w:hAnsi="Times New Roman" w:eastAsia="Times New Roman"/>
-          <w:b w:val="0"/>
-          <w:i w:val="0"/>
-          <w:sz w:val="21"/>
-          <w:lang w:val="de-DE"/>
-        </w:rPr>
+          <w:lang w:val="en-GB"/>
+        </w:rPr>
+        <w:t xml:space="preserve">Social Impact Lab Köln</w:t>
         <w:tab/>
-      </w:r>
-      <w:r>
-        <w:rPr>
-          <w:rFonts w:ascii="Times New Roman" w:hAnsi="Times New Roman" w:eastAsia="Times New Roman"/>
-          <w:b/>
-          <w:i w:val="0"/>
-          <w:sz w:val="21"/>
-          <w:lang w:val="de-DE"/>
-        </w:rPr>
-        <w:t>Köln, Deutschland</w:t>
+        <w:t xml:space="preserve">Cologne, Germany</w:t>
       </w:r>
     </w:p>
     <w:p>
@@ -1019,7 +795,7 @@
           <w:i/>
           <w:sz w:val="20"/>
           <w:szCs w:val="20"/>
-          <w:lang w:val="de-DE"/>
+          <w:lang w:val="en-GB"/>
         </w:rPr>
       </w:pPr>
       <w:r>
@@ -1028,29 +804,11 @@
           <w:b w:val="0"/>
           <w:i/>
           <w:sz w:val="21"/>
-          <w:lang w:val="de-DE"/>
-        </w:rPr>
-        <w:t>Teammitglied Finance &amp; Partnerships</w:t>
-      </w:r>
-      <w:r>
-        <w:rPr>
-          <w:rFonts w:ascii="Times New Roman" w:hAnsi="Times New Roman" w:eastAsia="Times New Roman"/>
-          <w:b w:val="0"/>
-          <w:i/>
-          <w:sz w:val="21"/>
-          <w:lang w:val="de-DE"/>
-        </w:rPr>
+          <w:lang w:val="en-GB"/>
+        </w:rPr>
+        <w:t xml:space="preserve">Finance &amp; Partnerships Team Member</w:t>
         <w:tab/>
-      </w:r>
-      <w:r>
-        <w:rPr>
-          <w:rFonts w:ascii="Times New Roman" w:hAnsi="Times New Roman" w:eastAsia="Times New Roman"/>
-          <w:b w:val="0"/>
-          <w:i w:val="0"/>
-          <w:sz w:val="21"/>
-          <w:lang w:val="de-DE"/>
-        </w:rPr>
-        <w:t>11/2023 – heute</w:t>
+        <w:t xml:space="preserve">11/2023 – Present</w:t>
       </w:r>
     </w:p>
     <w:p>
@@ -1078,9 +836,9 @@
           <w:b w:val="0"/>
           <w:i w:val="0"/>
           <w:sz w:val="21"/>
-          <w:lang w:val="de-DE"/>
-        </w:rPr>
-        <w:t>Baute eine strukturierte Partnerliste mit 40 Unternehmen und Stiftungen für die lokale Programmarbeit auf.</w:t>
+          <w:lang w:val="en-GB"/>
+        </w:rPr>
+        <w:t xml:space="preserve">Built a structured partner list of 40 companies and foundations for local programmes.</w:t>
       </w:r>
     </w:p>
     <w:p>
@@ -1108,9 +866,9 @@
           <w:b w:val="0"/>
           <w:i w:val="0"/>
           <w:sz w:val="21"/>
-          <w:lang w:val="de-DE"/>
-        </w:rPr>
-        <w:t>Koordinierte drei Veranstaltungen mit insgesamt mehr als 150 Teilnehmenden und verantwortete das Budgettracking.</w:t>
+          <w:lang w:val="en-GB"/>
+        </w:rPr>
+        <w:t xml:space="preserve">Coordinated three events with over 150 attendees in total and managed budget tracking.</w:t>
       </w:r>
     </w:p>
     <w:p>
@@ -1134,9 +892,9 @@
           <w:b/>
           <w:i w:val="0"/>
           <w:sz w:val="22"/>
-          <w:lang w:val="de-DE"/>
-        </w:rPr>
-        <w:t>KENNTNISSE &amp; INTERESSEN</w:t>
+          <w:lang w:val="en-GB"/>
+        </w:rPr>
+        <w:t xml:space="preserve">SKILLS &amp; INTERESTS</w:t>
       </w:r>
     </w:p>
     <w:p>
@@ -1161,19 +919,18 @@
           <w:b/>
           <w:i w:val="0"/>
           <w:sz w:val="21"/>
-          <w:lang w:val="de-DE"/>
-        </w:rPr>
-        <w:t xml:space="preserve">Sprachen: </w:t>
-      </w:r>
-      <w:r>
-        <w:rPr>
-          <w:rFonts w:ascii="Times New Roman" w:hAnsi="Times New Roman" w:eastAsia="Times New Roman"/>
-          <w:b w:val="0"/>
+          <w:lang w:val="en-GB"/>
+        </w:rPr>
+        <w:t xml:space="preserve">Languages:</w:t>
+      </w:r>
+      <w:r>
+        <w:rPr>
+          <w:rFonts w:ascii="Times New Roman" w:hAnsi="Times New Roman" w:eastAsia="Times New Roman"/>
           <w:i w:val="0"/>
           <w:sz w:val="21"/>
-          <w:lang w:val="de-DE"/>
-        </w:rPr>
-        <w:t>Deutsch, Muttersprache; Englisch, C1; Spanisch, B1</w:t>
+          <w:lang w:val="en-GB"/>
+        </w:rPr>
+        <w:t xml:space="preserve"> German, native; English, C1; Spanish, B1</w:t>
       </w:r>
     </w:p>
     <w:p>
@@ -1198,19 +955,18 @@
           <w:b/>
           <w:i w:val="0"/>
           <w:sz w:val="21"/>
-          <w:lang w:val="de-DE"/>
-        </w:rPr>
-        <w:t xml:space="preserve">Technische Kenntnisse: </w:t>
-      </w:r>
-      <w:r>
-        <w:rPr>
-          <w:rFonts w:ascii="Times New Roman" w:hAnsi="Times New Roman" w:eastAsia="Times New Roman"/>
-          <w:b w:val="0"/>
+          <w:lang w:val="en-GB"/>
+        </w:rPr>
+        <w:t xml:space="preserve">Technical skills:</w:t>
+      </w:r>
+      <w:r>
+        <w:rPr>
+          <w:rFonts w:ascii="Times New Roman" w:hAnsi="Times New Roman" w:eastAsia="Times New Roman"/>
           <w:i w:val="0"/>
           <w:sz w:val="21"/>
-          <w:lang w:val="de-DE"/>
-        </w:rPr>
-        <w:t>Excel, PowerPoint, Power BI; grundlegende Kenntnisse in Python</w:t>
+          <w:lang w:val="en-GB"/>
+        </w:rPr>
+        <w:t xml:space="preserve"> Excel, PowerPoint, Power BI; basic Python</w:t>
       </w:r>
     </w:p>
     <w:p>
@@ -1235,19 +991,18 @@
           <w:b/>
           <w:i w:val="0"/>
           <w:sz w:val="21"/>
-          <w:lang w:val="de-DE"/>
-        </w:rPr>
-        <w:t xml:space="preserve">Interessen: </w:t>
-      </w:r>
-      <w:r>
-        <w:rPr>
-          <w:rFonts w:ascii="Times New Roman" w:hAnsi="Times New Roman" w:eastAsia="Times New Roman"/>
-          <w:b w:val="0"/>
+          <w:lang w:val="en-GB"/>
+        </w:rPr>
+        <w:t xml:space="preserve">Interests:</w:t>
+      </w:r>
+      <w:r>
+        <w:rPr>
+          <w:rFonts w:ascii="Times New Roman" w:hAnsi="Times New Roman" w:eastAsia="Times New Roman"/>
           <w:i w:val="0"/>
           <w:sz w:val="21"/>
-          <w:lang w:val="de-DE"/>
-        </w:rPr>
-        <w:t>Langstreckenlauf, Verhaltensökonomie, Fußball</w:t>
+          <w:lang w:val="en-GB"/>
+        </w:rPr>
+        <w:t xml:space="preserve"> Distance running, behavioural economics, football</w:t>
       </w:r>
     </w:p>
     <w:sectPr>

--- a/skills/write-career-documents/assets/generic-cv-template-early-career.docx
+++ b/skills/write-career-documents/assets/generic-cv-template-early-career.docx
@@ -7,7 +7,7 @@
         <w:pStyle w:val="Kopfzeile"/>
         <w:keepNext w:val="0"/>
         <w:widowControl w:val="0"/>
-        <w:spacing w:lineRule="exact" w:line="550" w:before="0" w:after="100"/>
+        <w:spacing w:lineRule="atLeast" w:line="560" w:before="0" w:after="120"/>
         <w:jc w:val="center"/>
         <w:rPr>
           <w:b/>
@@ -33,7 +33,7 @@
         <w:pStyle w:val="Kopfzeile"/>
         <w:keepNext w:val="0"/>
         <w:widowControl w:val="0"/>
-        <w:spacing w:lineRule="exact" w:line="80" w:before="0" w:after="0"/>
+        <w:spacing w:lineRule="atLeast" w:line="20" w:before="0" w:after="0"/>
         <w:jc w:val="center"/>
         <w:rPr>
           <w:sz w:val="12"/>
@@ -47,7 +47,7 @@
         <w:pStyle w:val="Kopfzeile"/>
         <w:keepNext w:val="0"/>
         <w:widowControl w:val="0"/>
-        <w:spacing w:lineRule="exact" w:line="264" w:before="0" w:after="100"/>
+        <w:spacing w:lineRule="atLeast" w:line="260" w:before="0" w:after="100"/>
         <w:jc w:val="center"/>
         <w:rPr>
           <w:sz w:val="22"/>
@@ -60,7 +60,7 @@
           <w:rFonts w:ascii="Times New Roman" w:hAnsi="Times New Roman" w:eastAsia="Times New Roman"/>
           <w:b w:val="0"/>
           <w:i w:val="0"/>
-          <w:sz w:val="22"/>
+          <w:sz w:val="21"/>
           <w:lang w:val="en-GB"/>
         </w:rPr>
         <w:t xml:space="preserve">+49 000 0000000 | jonas.becker@example.com</w:t>
@@ -74,7 +74,7 @@
         <w:pBdr>
           <w:bottom w:val="single" w:sz="4" w:space="1" w:color="auto"/>
         </w:pBdr>
-        <w:spacing w:lineRule="exact" w:line="270" w:before="150" w:after="16"/>
+        <w:spacing w:lineRule="atLeast" w:line="290" w:before="240" w:after="60"/>
         <w:rPr>
           <w:b/>
           <w:sz w:val="22"/>
@@ -87,7 +87,7 @@
           <w:rFonts w:ascii="Times New Roman" w:hAnsi="Times New Roman" w:eastAsia="Times New Roman"/>
           <w:b/>
           <w:i w:val="0"/>
-          <w:sz w:val="22"/>
+          <w:sz w:val="24"/>
           <w:lang w:val="en-GB"/>
         </w:rPr>
         <w:t xml:space="preserve">EDUCATION</w:t>
@@ -101,7 +101,7 @@
         <w:tabs>
           <w:tab w:pos="10318" w:val="right"/>
         </w:tabs>
-        <w:spacing w:lineRule="exact" w:line="260" w:before="20" w:after="0"/>
+        <w:spacing w:lineRule="atLeast" w:line="290" w:before="0" w:after="0"/>
         <w:rPr>
           <w:sz w:val="20"/>
           <w:szCs w:val="20"/>
@@ -112,7 +112,7 @@
           <w:rFonts w:ascii="Times New Roman" w:hAnsi="Times New Roman" w:eastAsia="Times New Roman"/>
           <w:b/>
           <w:i w:val="0"/>
-          <w:sz w:val="21"/>
+          <w:sz w:val="24"/>
           <w:lang w:val="en-GB"/>
         </w:rPr>
         <w:t xml:space="preserve">University of Cologne</w:t>
@@ -128,7 +128,7 @@
         <w:tabs>
           <w:tab w:pos="10318" w:val="right"/>
         </w:tabs>
-        <w:spacing w:lineRule="exact" w:line="260" w:before="0" w:after="10"/>
+        <w:spacing w:lineRule="atLeast" w:line="290" w:before="0" w:after="20"/>
         <w:rPr>
           <w:i/>
           <w:sz w:val="20"/>
@@ -141,7 +141,7 @@
           <w:rFonts w:ascii="Times New Roman" w:hAnsi="Times New Roman" w:eastAsia="Times New Roman"/>
           <w:b w:val="0"/>
           <w:i/>
-          <w:sz w:val="21"/>
+          <w:sz w:val="24"/>
           <w:lang w:val="en-GB"/>
         </w:rPr>
         <w:t xml:space="preserve">Bachelor of Science in Business Administration</w:t>
@@ -161,7 +161,7 @@
         <w:tabs>
           <w:tab w:val="right" w:pos="10772"/>
         </w:tabs>
-        <w:spacing w:lineRule="exact" w:line="266" w:before="0" w:after="16"/>
+        <w:spacing w:lineRule="atLeast" w:line="290" w:before="0" w:after="40"/>
         <w:rPr>
           <w:sz w:val="20"/>
           <w:szCs w:val="20"/>
@@ -173,7 +173,7 @@
           <w:rFonts w:ascii="Times New Roman" w:hAnsi="Times New Roman" w:eastAsia="Times New Roman"/>
           <w:b w:val="0"/>
           <w:i w:val="0"/>
-          <w:sz w:val="21"/>
+          <w:sz w:val="24"/>
           <w:lang w:val="en-GB"/>
         </w:rPr>
         <w:t xml:space="preserve">Current grade: 1.8 (German scale); focus on Finance, Strategy and Business Analytics.</w:t>
@@ -191,7 +191,7 @@
         <w:tabs>
           <w:tab w:val="right" w:pos="10772"/>
         </w:tabs>
-        <w:spacing w:lineRule="exact" w:line="266" w:before="0" w:after="16"/>
+        <w:spacing w:lineRule="atLeast" w:line="290" w:before="0" w:after="40"/>
         <w:rPr>
           <w:sz w:val="20"/>
           <w:szCs w:val="20"/>
@@ -203,7 +203,7 @@
           <w:rFonts w:ascii="Times New Roman" w:hAnsi="Times New Roman" w:eastAsia="Times New Roman"/>
           <w:b w:val="0"/>
           <w:i w:val="0"/>
-          <w:sz w:val="21"/>
+          <w:sz w:val="24"/>
           <w:lang w:val="en-GB"/>
         </w:rPr>
         <w:t xml:space="preserve">Developed a market-entry business case for a digital subscription model as part of a team.</w:t>
@@ -217,7 +217,7 @@
         <w:tabs>
           <w:tab w:pos="10318" w:val="right"/>
         </w:tabs>
-        <w:spacing w:lineRule="exact" w:line="260" w:before="76" w:after="0"/>
+        <w:spacing w:lineRule="atLeast" w:line="290" w:before="140" w:after="0"/>
         <w:rPr>
           <w:sz w:val="20"/>
           <w:szCs w:val="20"/>
@@ -228,7 +228,7 @@
           <w:rFonts w:ascii="Times New Roman" w:hAnsi="Times New Roman" w:eastAsia="Times New Roman"/>
           <w:b/>
           <w:i w:val="0"/>
-          <w:sz w:val="21"/>
+          <w:sz w:val="24"/>
           <w:lang w:val="en-GB"/>
         </w:rPr>
         <w:t xml:space="preserve">Gymnasium am Stadtpark</w:t>
@@ -244,7 +244,7 @@
         <w:tabs>
           <w:tab w:pos="10318" w:val="right"/>
         </w:tabs>
-        <w:spacing w:lineRule="exact" w:line="260" w:before="0" w:after="10"/>
+        <w:spacing w:lineRule="atLeast" w:line="290" w:before="0" w:after="20"/>
         <w:rPr>
           <w:i/>
           <w:sz w:val="20"/>
@@ -257,7 +257,7 @@
           <w:rFonts w:ascii="Times New Roman" w:hAnsi="Times New Roman" w:eastAsia="Times New Roman"/>
           <w:b w:val="0"/>
           <w:i/>
-          <w:sz w:val="21"/>
+          <w:sz w:val="24"/>
           <w:lang w:val="en-GB"/>
         </w:rPr>
         <w:t xml:space="preserve">Abitur (university entrance qualification)</w:t>
@@ -277,7 +277,7 @@
         <w:tabs>
           <w:tab w:val="right" w:pos="10772"/>
         </w:tabs>
-        <w:spacing w:lineRule="exact" w:line="266" w:before="0" w:after="16"/>
+        <w:spacing w:lineRule="atLeast" w:line="290" w:before="0" w:after="40"/>
         <w:rPr>
           <w:sz w:val="20"/>
           <w:szCs w:val="20"/>
@@ -289,7 +289,7 @@
           <w:rFonts w:ascii="Times New Roman" w:hAnsi="Times New Roman" w:eastAsia="Times New Roman"/>
           <w:b w:val="0"/>
           <w:i w:val="0"/>
-          <w:sz w:val="21"/>
+          <w:sz w:val="24"/>
           <w:lang w:val="en-GB"/>
         </w:rPr>
         <w:t xml:space="preserve">Final grade: 1.6 (German scale); advanced courses in Mathematics and Social Sciences.</w:t>
@@ -302,7 +302,7 @@
         <w:pBdr>
           <w:bottom w:val="single" w:sz="4" w:space="1" w:color="auto"/>
         </w:pBdr>
-        <w:spacing w:lineRule="exact" w:line="270" w:before="150" w:after="16"/>
+        <w:spacing w:lineRule="atLeast" w:line="290" w:before="240" w:after="60"/>
         <w:rPr>
           <w:b/>
           <w:sz w:val="22"/>
@@ -315,7 +315,7 @@
           <w:rFonts w:ascii="Times New Roman" w:hAnsi="Times New Roman" w:eastAsia="Times New Roman"/>
           <w:b/>
           <w:i w:val="0"/>
-          <w:sz w:val="22"/>
+          <w:sz w:val="24"/>
           <w:lang w:val="en-GB"/>
         </w:rPr>
         <w:t xml:space="preserve">PROFESSIONAL EXPERIENCE</w:t>
@@ -329,7 +329,7 @@
         <w:tabs>
           <w:tab w:pos="10318" w:val="right"/>
         </w:tabs>
-        <w:spacing w:lineRule="exact" w:line="260" w:before="20" w:after="0"/>
+        <w:spacing w:lineRule="atLeast" w:line="290" w:before="0" w:after="0"/>
         <w:rPr>
           <w:sz w:val="20"/>
           <w:szCs w:val="20"/>
@@ -340,7 +340,7 @@
           <w:rFonts w:ascii="Times New Roman" w:hAnsi="Times New Roman" w:eastAsia="Times New Roman"/>
           <w:b/>
           <w:i w:val="0"/>
-          <w:sz w:val="21"/>
+          <w:sz w:val="24"/>
           <w:lang w:val="en-GB"/>
         </w:rPr>
         <w:t xml:space="preserve">Rheinwerk Konsumgüter GmbH</w:t>
@@ -356,7 +356,7 @@
         <w:tabs>
           <w:tab w:pos="10318" w:val="right"/>
         </w:tabs>
-        <w:spacing w:lineRule="exact" w:line="260" w:before="0" w:after="10"/>
+        <w:spacing w:lineRule="atLeast" w:line="290" w:before="0" w:after="20"/>
         <w:rPr>
           <w:i/>
           <w:sz w:val="20"/>
@@ -369,7 +369,7 @@
           <w:rFonts w:ascii="Times New Roman" w:hAnsi="Times New Roman" w:eastAsia="Times New Roman"/>
           <w:b w:val="0"/>
           <w:i/>
-          <w:sz w:val="21"/>
+          <w:sz w:val="24"/>
           <w:lang w:val="en-GB"/>
         </w:rPr>
         <w:t xml:space="preserve">Corporate Development Intern</w:t>
@@ -389,7 +389,7 @@
         <w:tabs>
           <w:tab w:val="right" w:pos="10772"/>
         </w:tabs>
-        <w:spacing w:lineRule="exact" w:line="266" w:before="0" w:after="16"/>
+        <w:spacing w:lineRule="atLeast" w:line="290" w:before="0" w:after="40"/>
         <w:rPr>
           <w:sz w:val="20"/>
           <w:szCs w:val="20"/>
@@ -401,7 +401,7 @@
           <w:rFonts w:ascii="Times New Roman" w:hAnsi="Times New Roman" w:eastAsia="Times New Roman"/>
           <w:b w:val="0"/>
           <w:i w:val="0"/>
-          <w:sz w:val="21"/>
+          <w:sz w:val="24"/>
           <w:lang w:val="en-GB"/>
         </w:rPr>
         <w:t xml:space="preserve">Analysed revenue and margin trends across four European markets for the monthly management review.</w:t>
@@ -419,7 +419,7 @@
         <w:tabs>
           <w:tab w:val="right" w:pos="10772"/>
         </w:tabs>
-        <w:spacing w:lineRule="exact" w:line="266" w:before="0" w:after="16"/>
+        <w:spacing w:lineRule="atLeast" w:line="290" w:before="0" w:after="40"/>
         <w:rPr>
           <w:sz w:val="20"/>
           <w:szCs w:val="20"/>
@@ -431,7 +431,7 @@
           <w:rFonts w:ascii="Times New Roman" w:hAnsi="Times New Roman" w:eastAsia="Times New Roman"/>
           <w:b w:val="0"/>
           <w:i w:val="0"/>
-          <w:sz w:val="21"/>
+          <w:sz w:val="24"/>
           <w:lang w:val="en-GB"/>
         </w:rPr>
         <w:t xml:space="preserve">Built an Excel dashboard that reduced the team's weekly reporting workload by approximately 30 percent.</w:t>
@@ -449,7 +449,7 @@
         <w:tabs>
           <w:tab w:val="right" w:pos="10772"/>
         </w:tabs>
-        <w:spacing w:lineRule="exact" w:line="266" w:before="0" w:after="16"/>
+        <w:spacing w:lineRule="atLeast" w:line="290" w:before="0" w:after="40"/>
         <w:rPr>
           <w:sz w:val="20"/>
           <w:szCs w:val="20"/>
@@ -461,7 +461,7 @@
           <w:rFonts w:ascii="Times New Roman" w:hAnsi="Times New Roman" w:eastAsia="Times New Roman"/>
           <w:b w:val="0"/>
           <w:i w:val="0"/>
-          <w:sz w:val="21"/>
+          <w:sz w:val="24"/>
           <w:lang w:val="en-GB"/>
         </w:rPr>
         <w:t xml:space="preserve">Structured competitor analysis for a new product category and identified three priority areas for action.</w:t>
@@ -475,7 +475,7 @@
         <w:tabs>
           <w:tab w:pos="10318" w:val="right"/>
         </w:tabs>
-        <w:spacing w:lineRule="exact" w:line="260" w:before="76" w:after="0"/>
+        <w:spacing w:lineRule="atLeast" w:line="290" w:before="140" w:after="0"/>
         <w:rPr>
           <w:sz w:val="20"/>
           <w:szCs w:val="20"/>
@@ -486,7 +486,7 @@
           <w:rFonts w:ascii="Times New Roman" w:hAnsi="Times New Roman" w:eastAsia="Times New Roman"/>
           <w:b/>
           <w:i w:val="0"/>
-          <w:sz w:val="21"/>
+          <w:sz w:val="24"/>
           <w:lang w:val="en-GB"/>
         </w:rPr>
         <w:t xml:space="preserve">Nexora Software GmbH</w:t>
@@ -502,7 +502,7 @@
         <w:tabs>
           <w:tab w:pos="10318" w:val="right"/>
         </w:tabs>
-        <w:spacing w:lineRule="exact" w:line="260" w:before="0" w:after="10"/>
+        <w:spacing w:lineRule="atLeast" w:line="290" w:before="0" w:after="20"/>
         <w:rPr>
           <w:i/>
           <w:sz w:val="20"/>
@@ -515,7 +515,7 @@
           <w:rFonts w:ascii="Times New Roman" w:hAnsi="Times New Roman" w:eastAsia="Times New Roman"/>
           <w:b w:val="0"/>
           <w:i/>
-          <w:sz w:val="21"/>
+          <w:sz w:val="24"/>
           <w:lang w:val="en-GB"/>
         </w:rPr>
         <w:t xml:space="preserve">Business Development Intern</w:t>
@@ -535,7 +535,7 @@
         <w:tabs>
           <w:tab w:val="right" w:pos="10772"/>
         </w:tabs>
-        <w:spacing w:lineRule="exact" w:line="266" w:before="0" w:after="16"/>
+        <w:spacing w:lineRule="atLeast" w:line="290" w:before="0" w:after="40"/>
         <w:rPr>
           <w:sz w:val="20"/>
           <w:szCs w:val="20"/>
@@ -547,7 +547,7 @@
           <w:rFonts w:ascii="Times New Roman" w:hAnsi="Times New Roman" w:eastAsia="Times New Roman"/>
           <w:b w:val="0"/>
           <w:i w:val="0"/>
-          <w:sz w:val="21"/>
+          <w:sz w:val="24"/>
           <w:lang w:val="en-GB"/>
         </w:rPr>
         <w:t xml:space="preserve">Qualified 120 B2B prospects and segmented them by industry, company size and purchase likelihood.</w:t>
@@ -565,7 +565,7 @@
         <w:tabs>
           <w:tab w:val="right" w:pos="10772"/>
         </w:tabs>
-        <w:spacing w:lineRule="exact" w:line="266" w:before="0" w:after="16"/>
+        <w:spacing w:lineRule="atLeast" w:line="290" w:before="0" w:after="40"/>
         <w:rPr>
           <w:sz w:val="20"/>
           <w:szCs w:val="20"/>
@@ -577,7 +577,7 @@
           <w:rFonts w:ascii="Times New Roman" w:hAnsi="Times New Roman" w:eastAsia="Times New Roman"/>
           <w:b w:val="0"/>
           <w:i w:val="0"/>
-          <w:sz w:val="21"/>
+          <w:sz w:val="24"/>
           <w:lang w:val="en-GB"/>
         </w:rPr>
         <w:t xml:space="preserve">Conducted twelve structured customer interviews and summarised recurring needs for product and sales.</w:t>
@@ -595,7 +595,7 @@
         <w:tabs>
           <w:tab w:val="right" w:pos="10772"/>
         </w:tabs>
-        <w:spacing w:lineRule="exact" w:line="266" w:before="0" w:after="16"/>
+        <w:spacing w:lineRule="atLeast" w:line="290" w:before="0" w:after="40"/>
         <w:rPr>
           <w:sz w:val="20"/>
           <w:szCs w:val="20"/>
@@ -607,7 +607,7 @@
           <w:rFonts w:ascii="Times New Roman" w:hAnsi="Times New Roman" w:eastAsia="Times New Roman"/>
           <w:b w:val="0"/>
           <w:i w:val="0"/>
-          <w:sz w:val="21"/>
+          <w:sz w:val="24"/>
           <w:lang w:val="en-GB"/>
         </w:rPr>
         <w:t xml:space="preserve">Produced weekly funnel reports for the founders, documenting gaps between target and actual pipeline.</w:t>
@@ -620,7 +620,7 @@
         <w:pBdr>
           <w:bottom w:val="single" w:sz="4" w:space="1" w:color="auto"/>
         </w:pBdr>
-        <w:spacing w:lineRule="exact" w:line="270" w:before="150" w:after="16"/>
+        <w:spacing w:lineRule="atLeast" w:line="290" w:before="240" w:after="60"/>
         <w:rPr>
           <w:b/>
           <w:sz w:val="22"/>
@@ -633,7 +633,7 @@
           <w:rFonts w:ascii="Times New Roman" w:hAnsi="Times New Roman" w:eastAsia="Times New Roman"/>
           <w:b/>
           <w:i w:val="0"/>
-          <w:sz w:val="22"/>
+          <w:sz w:val="24"/>
           <w:lang w:val="en-GB"/>
         </w:rPr>
         <w:t xml:space="preserve">EXTRACURRICULAR ACTIVITIES</w:t>
@@ -647,7 +647,7 @@
         <w:tabs>
           <w:tab w:pos="10318" w:val="right"/>
         </w:tabs>
-        <w:spacing w:lineRule="exact" w:line="260" w:before="20" w:after="0"/>
+        <w:spacing w:lineRule="atLeast" w:line="290" w:before="0" w:after="0"/>
         <w:rPr>
           <w:sz w:val="20"/>
           <w:szCs w:val="20"/>
@@ -658,7 +658,7 @@
           <w:rFonts w:ascii="Times New Roman" w:hAnsi="Times New Roman" w:eastAsia="Times New Roman"/>
           <w:b/>
           <w:i w:val="0"/>
-          <w:sz w:val="21"/>
+          <w:sz w:val="24"/>
           <w:lang w:val="en-GB"/>
         </w:rPr>
         <w:t xml:space="preserve">Campus Consulting Köln e. V.</w:t>
@@ -674,7 +674,7 @@
         <w:tabs>
           <w:tab w:pos="10318" w:val="right"/>
         </w:tabs>
-        <w:spacing w:lineRule="exact" w:line="260" w:before="0" w:after="10"/>
+        <w:spacing w:lineRule="atLeast" w:line="290" w:before="0" w:after="20"/>
         <w:rPr>
           <w:i/>
           <w:sz w:val="20"/>
@@ -687,7 +687,7 @@
           <w:rFonts w:ascii="Times New Roman" w:hAnsi="Times New Roman" w:eastAsia="Times New Roman"/>
           <w:b w:val="0"/>
           <w:i/>
-          <w:sz w:val="21"/>
+          <w:sz w:val="24"/>
           <w:lang w:val="en-GB"/>
         </w:rPr>
         <w:t xml:space="preserve">Project Member</w:t>
@@ -707,7 +707,7 @@
         <w:tabs>
           <w:tab w:val="right" w:pos="10772"/>
         </w:tabs>
-        <w:spacing w:lineRule="exact" w:line="266" w:before="0" w:after="16"/>
+        <w:spacing w:lineRule="atLeast" w:line="290" w:before="0" w:after="40"/>
         <w:rPr>
           <w:sz w:val="20"/>
           <w:szCs w:val="20"/>
@@ -719,7 +719,7 @@
           <w:rFonts w:ascii="Times New Roman" w:hAnsi="Times New Roman" w:eastAsia="Times New Roman"/>
           <w:b w:val="0"/>
           <w:i w:val="0"/>
-          <w:sz w:val="21"/>
+          <w:sz w:val="24"/>
           <w:lang w:val="en-GB"/>
         </w:rPr>
         <w:t xml:space="preserve">Supported market analysis for a local education provider through desk research and eight expert interviews.</w:t>
@@ -737,7 +737,7 @@
         <w:tabs>
           <w:tab w:val="right" w:pos="10772"/>
         </w:tabs>
-        <w:spacing w:lineRule="exact" w:line="266" w:before="0" w:after="16"/>
+        <w:spacing w:lineRule="atLeast" w:line="290" w:before="0" w:after="40"/>
         <w:rPr>
           <w:sz w:val="20"/>
           <w:szCs w:val="20"/>
@@ -749,7 +749,7 @@
           <w:rFonts w:ascii="Times New Roman" w:hAnsi="Times New Roman" w:eastAsia="Times New Roman"/>
           <w:b w:val="0"/>
           <w:i w:val="0"/>
-          <w:sz w:val="21"/>
+          <w:sz w:val="24"/>
           <w:lang w:val="en-GB"/>
         </w:rPr>
         <w:t xml:space="preserve">Prepared key findings and recommendations for the final client presentation.</w:t>
@@ -763,7 +763,7 @@
         <w:tabs>
           <w:tab w:pos="10318" w:val="right"/>
         </w:tabs>
-        <w:spacing w:lineRule="exact" w:line="260" w:before="76" w:after="0"/>
+        <w:spacing w:lineRule="atLeast" w:line="290" w:before="140" w:after="0"/>
         <w:rPr>
           <w:sz w:val="20"/>
           <w:szCs w:val="20"/>
@@ -774,7 +774,7 @@
           <w:rFonts w:ascii="Times New Roman" w:hAnsi="Times New Roman" w:eastAsia="Times New Roman"/>
           <w:b/>
           <w:i w:val="0"/>
-          <w:sz w:val="21"/>
+          <w:sz w:val="24"/>
           <w:lang w:val="en-GB"/>
         </w:rPr>
         <w:t xml:space="preserve">Social Impact Lab Köln</w:t>
@@ -790,7 +790,7 @@
         <w:tabs>
           <w:tab w:pos="10318" w:val="right"/>
         </w:tabs>
-        <w:spacing w:lineRule="exact" w:line="260" w:before="0" w:after="10"/>
+        <w:spacing w:lineRule="atLeast" w:line="290" w:before="0" w:after="20"/>
         <w:rPr>
           <w:i/>
           <w:sz w:val="20"/>
@@ -803,7 +803,7 @@
           <w:rFonts w:ascii="Times New Roman" w:hAnsi="Times New Roman" w:eastAsia="Times New Roman"/>
           <w:b w:val="0"/>
           <w:i/>
-          <w:sz w:val="21"/>
+          <w:sz w:val="24"/>
           <w:lang w:val="en-GB"/>
         </w:rPr>
         <w:t xml:space="preserve">Finance &amp; Partnerships Team Member</w:t>
@@ -823,7 +823,7 @@
         <w:tabs>
           <w:tab w:val="right" w:pos="10772"/>
         </w:tabs>
-        <w:spacing w:lineRule="exact" w:line="266" w:before="0" w:after="16"/>
+        <w:spacing w:lineRule="atLeast" w:line="290" w:before="0" w:after="40"/>
         <w:rPr>
           <w:sz w:val="20"/>
           <w:szCs w:val="20"/>
@@ -835,7 +835,7 @@
           <w:rFonts w:ascii="Times New Roman" w:hAnsi="Times New Roman" w:eastAsia="Times New Roman"/>
           <w:b w:val="0"/>
           <w:i w:val="0"/>
-          <w:sz w:val="21"/>
+          <w:sz w:val="24"/>
           <w:lang w:val="en-GB"/>
         </w:rPr>
         <w:t xml:space="preserve">Built a structured partner list of 40 companies and foundations for local programmes.</w:t>
@@ -853,7 +853,7 @@
         <w:tabs>
           <w:tab w:val="right" w:pos="10772"/>
         </w:tabs>
-        <w:spacing w:lineRule="exact" w:line="266" w:before="0" w:after="16"/>
+        <w:spacing w:lineRule="atLeast" w:line="290" w:before="0" w:after="40"/>
         <w:rPr>
           <w:sz w:val="20"/>
           <w:szCs w:val="20"/>
@@ -865,7 +865,7 @@
           <w:rFonts w:ascii="Times New Roman" w:hAnsi="Times New Roman" w:eastAsia="Times New Roman"/>
           <w:b w:val="0"/>
           <w:i w:val="0"/>
-          <w:sz w:val="21"/>
+          <w:sz w:val="24"/>
           <w:lang w:val="en-GB"/>
         </w:rPr>
         <w:t xml:space="preserve">Coordinated three events with over 150 attendees in total and managed budget tracking.</w:t>
@@ -878,7 +878,7 @@
         <w:pBdr>
           <w:bottom w:val="single" w:sz="4" w:space="1" w:color="auto"/>
         </w:pBdr>
-        <w:spacing w:lineRule="exact" w:line="270" w:before="150" w:after="16"/>
+        <w:spacing w:lineRule="atLeast" w:line="290" w:before="240" w:after="60"/>
         <w:rPr>
           <w:b/>
           <w:sz w:val="22"/>
@@ -891,7 +891,7 @@
           <w:rFonts w:ascii="Times New Roman" w:hAnsi="Times New Roman" w:eastAsia="Times New Roman"/>
           <w:b/>
           <w:i w:val="0"/>
-          <w:sz w:val="22"/>
+          <w:sz w:val="24"/>
           <w:lang w:val="en-GB"/>
         </w:rPr>
         <w:t xml:space="preserve">SKILLS &amp; INTERESTS</w:t>
@@ -906,7 +906,7 @@
           <w:tab w:val="clear" w:pos="10080"/>
           <w:tab w:val="right" w:pos="10772"/>
         </w:tabs>
-        <w:spacing w:lineRule="exact" w:line="262" w:before="0" w:after="10"/>
+        <w:spacing w:lineRule="atLeast" w:line="290" w:before="0" w:after="20"/>
         <w:rPr>
           <w:sz w:val="20"/>
           <w:szCs w:val="20"/>
@@ -918,7 +918,7 @@
           <w:rFonts w:ascii="Times New Roman" w:hAnsi="Times New Roman" w:eastAsia="Times New Roman"/>
           <w:b/>
           <w:i w:val="0"/>
-          <w:sz w:val="21"/>
+          <w:sz w:val="24"/>
           <w:lang w:val="en-GB"/>
         </w:rPr>
         <w:t xml:space="preserve">Languages:</w:t>
@@ -927,7 +927,7 @@
         <w:rPr>
           <w:rFonts w:ascii="Times New Roman" w:hAnsi="Times New Roman" w:eastAsia="Times New Roman"/>
           <w:i w:val="0"/>
-          <w:sz w:val="21"/>
+          <w:sz w:val="24"/>
           <w:lang w:val="en-GB"/>
         </w:rPr>
         <w:t xml:space="preserve"> German, native; English, C1; Spanish, B1</w:t>
@@ -942,7 +942,7 @@
           <w:tab w:val="clear" w:pos="10080"/>
           <w:tab w:val="right" w:pos="10772"/>
         </w:tabs>
-        <w:spacing w:lineRule="exact" w:line="262" w:before="0" w:after="10"/>
+        <w:spacing w:lineRule="atLeast" w:line="290" w:before="0" w:after="20"/>
         <w:rPr>
           <w:sz w:val="20"/>
           <w:szCs w:val="20"/>
@@ -954,7 +954,7 @@
           <w:rFonts w:ascii="Times New Roman" w:hAnsi="Times New Roman" w:eastAsia="Times New Roman"/>
           <w:b/>
           <w:i w:val="0"/>
-          <w:sz w:val="21"/>
+          <w:sz w:val="24"/>
           <w:lang w:val="en-GB"/>
         </w:rPr>
         <w:t xml:space="preserve">Technical skills:</w:t>
@@ -963,7 +963,7 @@
         <w:rPr>
           <w:rFonts w:ascii="Times New Roman" w:hAnsi="Times New Roman" w:eastAsia="Times New Roman"/>
           <w:i w:val="0"/>
-          <w:sz w:val="21"/>
+          <w:sz w:val="24"/>
           <w:lang w:val="en-GB"/>
         </w:rPr>
         <w:t xml:space="preserve"> Excel, PowerPoint, Power BI; basic Python</w:t>
@@ -978,7 +978,7 @@
           <w:tab w:val="clear" w:pos="10080"/>
           <w:tab w:val="right" w:pos="10772"/>
         </w:tabs>
-        <w:spacing w:lineRule="exact" w:line="262" w:before="0" w:after="10"/>
+        <w:spacing w:lineRule="atLeast" w:line="290" w:before="0" w:after="20"/>
         <w:rPr>
           <w:sz w:val="20"/>
           <w:szCs w:val="20"/>
@@ -990,7 +990,7 @@
           <w:rFonts w:ascii="Times New Roman" w:hAnsi="Times New Roman" w:eastAsia="Times New Roman"/>
           <w:b/>
           <w:i w:val="0"/>
-          <w:sz w:val="21"/>
+          <w:sz w:val="24"/>
           <w:lang w:val="en-GB"/>
         </w:rPr>
         <w:t xml:space="preserve">Interests:</w:t>
@@ -999,7 +999,7 @@
         <w:rPr>
           <w:rFonts w:ascii="Times New Roman" w:hAnsi="Times New Roman" w:eastAsia="Times New Roman"/>
           <w:i w:val="0"/>
-          <w:sz w:val="21"/>
+          <w:sz w:val="24"/>
           <w:lang w:val="en-GB"/>
         </w:rPr>
         <w:t xml:space="preserve"> Distance running, behavioural economics, football</w:t>
@@ -1007,7 +1007,7 @@
     </w:p>
     <w:sectPr>
       <w:pgSz w:w="11906" w:h="16838" w:code="9"/>
-      <w:pgMar w:top="794" w:right="794" w:bottom="680" w:left="794" w:header="720" w:footer="720" w:gutter="0"/>
+      <w:pgMar w:top="794" w:right="794" w:bottom="794" w:left="794" w:header="720" w:footer="720" w:gutter="0"/>
       <w:cols w:space="720"/>
       <w:docGrid w:linePitch="360"/>
     </w:sectPr>
